--- a/projects/fpga-systems/Genesys2/stream/docs/STREAM_FPGA_System_v1.0.docx
+++ b/projects/fpga-systems/Genesys2/stream/docs/STREAM_FPGA_System_v1.0.docx
@@ -160,7 +160,7 @@
             </w:rPr>
             <w:fldChar w:fldCharType="separate"/>
           </w:r>
-          <w:hyperlink w:anchor="__RefHeading___Toc2728_2543100880">
+          <w:hyperlink w:anchor="__RefHeading___Toc2728_1059727384">
             <w:r>
               <w:rPr>
                 <w:webHidden/>
@@ -168,7 +168,7 @@
               </w:rPr>
               <w:t>1 Document Information</w:t>
               <w:tab/>
-              <w:t>7</w:t>
+              <w:t>8</w:t>
             </w:r>
           </w:hyperlink>
         </w:p>
@@ -181,7 +181,7 @@
             </w:tabs>
             <w:rPr/>
           </w:pPr>
-          <w:hyperlink w:anchor="__RefHeading___Toc2730_2543100880">
+          <w:hyperlink w:anchor="__RefHeading___Toc2730_1059727384">
             <w:r>
               <w:rPr>
                 <w:webHidden/>
@@ -202,7 +202,7 @@
             </w:tabs>
             <w:rPr/>
           </w:pPr>
-          <w:hyperlink w:anchor="__RefHeading___Toc2732_2543100880">
+          <w:hyperlink w:anchor="__RefHeading___Toc2732_1059727384">
             <w:r>
               <w:rPr>
                 <w:webHidden/>
@@ -210,7 +210,7 @@
               </w:rPr>
               <w:t>1.2 How to read this book</w:t>
               <w:tab/>
-              <w:t>8</w:t>
+              <w:t>9</w:t>
             </w:r>
           </w:hyperlink>
         </w:p>
@@ -223,7 +223,7 @@
             </w:tabs>
             <w:rPr/>
           </w:pPr>
-          <w:hyperlink w:anchor="__RefHeading___Toc2734_2543100880">
+          <w:hyperlink w:anchor="__RefHeading___Toc2734_1059727384">
             <w:r>
               <w:rPr>
                 <w:webHidden/>
@@ -231,7 +231,7 @@
               </w:rPr>
               <w:t>2 The System</w:t>
               <w:tab/>
-              <w:t>8</w:t>
+              <w:t>10</w:t>
             </w:r>
           </w:hyperlink>
         </w:p>
@@ -244,7 +244,7 @@
             </w:tabs>
             <w:rPr/>
           </w:pPr>
-          <w:hyperlink w:anchor="__RefHeading___Toc2736_2543100880">
+          <w:hyperlink w:anchor="__RefHeading___Toc2736_1059727384">
             <w:r>
               <w:rPr>
                 <w:webHidden/>
@@ -252,7 +252,7 @@
               </w:rPr>
               <w:t>2.1 What it is</w:t>
               <w:tab/>
-              <w:t>8</w:t>
+              <w:t>10</w:t>
             </w:r>
           </w:hyperlink>
         </w:p>
@@ -265,7 +265,7 @@
             </w:tabs>
             <w:rPr/>
           </w:pPr>
-          <w:hyperlink w:anchor="__RefHeading___Toc2738_2543100880">
+          <w:hyperlink w:anchor="__RefHeading___Toc2738_1059727384">
             <w:r>
               <w:rPr>
                 <w:webHidden/>
@@ -273,7 +273,7 @@
               </w:rPr>
               <w:t>2.1.1 Figure 1.1: The bench</w:t>
               <w:tab/>
-              <w:t>9</w:t>
+              <w:t>10</w:t>
             </w:r>
           </w:hyperlink>
         </w:p>
@@ -286,7 +286,7 @@
             </w:tabs>
             <w:rPr/>
           </w:pPr>
-          <w:hyperlink w:anchor="__RefHeading___Toc2740_2543100880">
+          <w:hyperlink w:anchor="__RefHeading___Toc2740_1059727384">
             <w:r>
               <w:rPr>
                 <w:webHidden/>
@@ -294,7 +294,7 @@
               </w:rPr>
               <w:t>2.2 The board</w:t>
               <w:tab/>
-              <w:t>9</w:t>
+              <w:t>10</w:t>
             </w:r>
           </w:hyperlink>
         </w:p>
@@ -307,7 +307,7 @@
             </w:tabs>
             <w:rPr/>
           </w:pPr>
-          <w:hyperlink w:anchor="__RefHeading___Toc2742_2543100880">
+          <w:hyperlink w:anchor="__RefHeading___Toc2742_1059727384">
             <w:r>
               <w:rPr>
                 <w:webHidden/>
@@ -315,7 +315,7 @@
               </w:rPr>
               <w:t>2.3 The two USB chips</w:t>
               <w:tab/>
-              <w:t>10</w:t>
+              <w:t>11</w:t>
             </w:r>
           </w:hyperlink>
         </w:p>
@@ -328,7 +328,7 @@
             </w:tabs>
             <w:rPr/>
           </w:pPr>
-          <w:hyperlink w:anchor="__RefHeading___Toc2744_2543100880">
+          <w:hyperlink w:anchor="__RefHeading___Toc2744_1059727384">
             <w:r>
               <w:rPr>
                 <w:webHidden/>
@@ -336,7 +336,7 @@
               </w:rPr>
               <w:t>2.4 The stack, top to bottom</w:t>
               <w:tab/>
-              <w:t>10</w:t>
+              <w:t>11</w:t>
             </w:r>
           </w:hyperlink>
         </w:p>
@@ -349,7 +349,7 @@
             </w:tabs>
             <w:rPr/>
           </w:pPr>
-          <w:hyperlink w:anchor="__RefHeading___Toc2746_2543100880">
+          <w:hyperlink w:anchor="__RefHeading___Toc2746_1059727384">
             <w:r>
               <w:rPr>
                 <w:webHidden/>
@@ -357,7 +357,7 @@
               </w:rPr>
               <w:t>2.5 What the host sees</w:t>
               <w:tab/>
-              <w:t>11</w:t>
+              <w:t>12</w:t>
             </w:r>
           </w:hyperlink>
         </w:p>
@@ -370,7 +370,7 @@
             </w:tabs>
             <w:rPr/>
           </w:pPr>
-          <w:hyperlink w:anchor="__RefHeading___Toc2748_2543100880">
+          <w:hyperlink w:anchor="__RefHeading___Toc2748_1059727384">
             <w:r>
               <w:rPr>
                 <w:webHidden/>
@@ -378,7 +378,7 @@
               </w:rPr>
               <w:t>3 The Harness</w:t>
               <w:tab/>
-              <w:t>11</w:t>
+              <w:t>13</w:t>
             </w:r>
           </w:hyperlink>
         </w:p>
@@ -391,7 +391,7 @@
             </w:tabs>
             <w:rPr/>
           </w:pPr>
-          <w:hyperlink w:anchor="__RefHeading___Toc2750_2543100880">
+          <w:hyperlink w:anchor="__RefHeading___Toc2750_1059727384">
             <w:r>
               <w:rPr>
                 <w:webHidden/>
@@ -399,7 +399,7 @@
               </w:rPr>
               <w:t>3.0.1 Figure 2.1: The harness block map</w:t>
               <w:tab/>
-              <w:t>11</w:t>
+              <w:t>13</w:t>
             </w:r>
           </w:hyperlink>
         </w:p>
@@ -412,7 +412,7 @@
             </w:tabs>
             <w:rPr/>
           </w:pPr>
-          <w:hyperlink w:anchor="__RefHeading___Toc2752_2543100880">
+          <w:hyperlink w:anchor="__RefHeading___Toc2752_1059727384">
             <w:r>
               <w:rPr>
                 <w:webHidden/>
@@ -420,7 +420,7 @@
               </w:rPr>
               <w:t>3.1 The host front-end and the bridge</w:t>
               <w:tab/>
-              <w:t>12</w:t>
+              <w:t>13</w:t>
             </w:r>
           </w:hyperlink>
         </w:p>
@@ -433,7 +433,7 @@
             </w:tabs>
             <w:rPr/>
           </w:pPr>
-          <w:hyperlink w:anchor="__RefHeading___Toc2754_2543100880">
+          <w:hyperlink w:anchor="__RefHeading___Toc2754_1059727384">
             <w:r>
               <w:rPr>
                 <w:webHidden/>
@@ -441,7 +441,7 @@
               </w:rPr>
               <w:t>3.2 The harness CSR</w:t>
               <w:tab/>
-              <w:t>13</w:t>
+              <w:t>14</w:t>
             </w:r>
           </w:hyperlink>
         </w:p>
@@ -454,7 +454,7 @@
             </w:tabs>
             <w:rPr/>
           </w:pPr>
-          <w:hyperlink w:anchor="__RefHeading___Toc2756_2543100880">
+          <w:hyperlink w:anchor="__RefHeading___Toc2756_1059727384">
             <w:r>
               <w:rPr>
                 <w:webHidden/>
@@ -462,7 +462,7 @@
               </w:rPr>
               <w:t>3.3 Stimulus and the memory model</w:t>
               <w:tab/>
-              <w:t>14</w:t>
+              <w:t>15</w:t>
             </w:r>
           </w:hyperlink>
         </w:p>
@@ -475,7 +475,7 @@
             </w:tabs>
             <w:rPr/>
           </w:pPr>
-          <w:hyperlink w:anchor="__RefHeading___Toc2758_2543100880">
+          <w:hyperlink w:anchor="__RefHeading___Toc2758_1059727384">
             <w:r>
               <w:rPr>
                 <w:webHidden/>
@@ -483,7 +483,7 @@
               </w:rPr>
               <w:t>3.4 The three instruments</w:t>
               <w:tab/>
-              <w:t>14</w:t>
+              <w:t>16</w:t>
             </w:r>
           </w:hyperlink>
         </w:p>
@@ -496,7 +496,7 @@
             </w:tabs>
             <w:rPr/>
           </w:pPr>
-          <w:hyperlink w:anchor="__RefHeading___Toc2760_2543100880">
+          <w:hyperlink w:anchor="__RefHeading___Toc2760_1059727384">
             <w:r>
               <w:rPr>
                 <w:webHidden/>
@@ -504,7 +504,7 @@
               </w:rPr>
               <w:t>4 One RTL, Three Builds</w:t>
               <w:tab/>
-              <w:t>15</w:t>
+              <w:t>18</w:t>
             </w:r>
           </w:hyperlink>
         </w:p>
@@ -517,7 +517,7 @@
             </w:tabs>
             <w:rPr/>
           </w:pPr>
-          <w:hyperlink w:anchor="__RefHeading___Toc2762_2543100880">
+          <w:hyperlink w:anchor="__RefHeading___Toc2762_1059727384">
             <w:r>
               <w:rPr>
                 <w:webHidden/>
@@ -525,7 +525,7 @@
               </w:rPr>
               <w:t>4.1 The rule</w:t>
               <w:tab/>
-              <w:t>15</w:t>
+              <w:t>18</w:t>
             </w:r>
           </w:hyperlink>
         </w:p>
@@ -538,7 +538,7 @@
             </w:tabs>
             <w:rPr/>
           </w:pPr>
-          <w:hyperlink w:anchor="__RefHeading___Toc2764_2543100880">
+          <w:hyperlink w:anchor="__RefHeading___Toc2764_1059727384">
             <w:r>
               <w:rPr>
                 <w:webHidden/>
@@ -546,7 +546,7 @@
               </w:rPr>
               <w:t>4.1.1 Figure 3.1: One source tree, three bitstreams</w:t>
               <w:tab/>
-              <w:t>16</w:t>
+              <w:t>19</w:t>
             </w:r>
           </w:hyperlink>
         </w:p>
@@ -559,7 +559,7 @@
             </w:tabs>
             <w:rPr/>
           </w:pPr>
-          <w:hyperlink w:anchor="__RefHeading___Toc2766_2543100880">
+          <w:hyperlink w:anchor="__RefHeading___Toc2766_1059727384">
             <w:r>
               <w:rPr>
                 <w:webHidden/>
@@ -567,7 +567,7 @@
               </w:rPr>
               <w:t>4.2 Why three, and why not two</w:t>
               <w:tab/>
-              <w:t>17</w:t>
+              <w:t>19</w:t>
             </w:r>
           </w:hyperlink>
         </w:p>
@@ -580,7 +580,7 @@
             </w:tabs>
             <w:rPr/>
           </w:pPr>
-          <w:hyperlink w:anchor="__RefHeading___Toc2768_2543100880">
+          <w:hyperlink w:anchor="__RefHeading___Toc2768_1059727384">
             <w:r>
               <w:rPr>
                 <w:webHidden/>
@@ -588,7 +588,7 @@
               </w:rPr>
               <w:t>4.3 What the builds measured</w:t>
               <w:tab/>
-              <w:t>17</w:t>
+              <w:t>20</w:t>
             </w:r>
           </w:hyperlink>
         </w:p>
@@ -601,7 +601,7 @@
             </w:tabs>
             <w:rPr/>
           </w:pPr>
-          <w:hyperlink w:anchor="__RefHeading___Toc2770_2543100880">
+          <w:hyperlink w:anchor="__RefHeading___Toc2770_1059727384">
             <w:r>
               <w:rPr>
                 <w:webHidden/>
@@ -609,7 +609,7 @@
               </w:rPr>
               <w:t>4.4 The knobs behind the rows</w:t>
               <w:tab/>
-              <w:t>18</w:t>
+              <w:t>21</w:t>
             </w:r>
           </w:hyperlink>
         </w:p>
@@ -622,7 +622,7 @@
             </w:tabs>
             <w:rPr/>
           </w:pPr>
-          <w:hyperlink w:anchor="__RefHeading___Toc2772_2543100880">
+          <w:hyperlink w:anchor="__RefHeading___Toc2772_1059727384">
             <w:r>
               <w:rPr>
                 <w:webHidden/>
@@ -630,7 +630,7 @@
               </w:rPr>
               <w:t>5 Host Tools and Flow</w:t>
               <w:tab/>
-              <w:t>19</w:t>
+              <w:t>23</w:t>
             </w:r>
           </w:hyperlink>
         </w:p>
@@ -643,7 +643,7 @@
             </w:tabs>
             <w:rPr/>
           </w:pPr>
-          <w:hyperlink w:anchor="__RefHeading___Toc2774_2543100880">
+          <w:hyperlink w:anchor="__RefHeading___Toc2774_1059727384">
             <w:r>
               <w:rPr>
                 <w:webHidden/>
@@ -651,7 +651,7 @@
               </w:rPr>
               <w:t>5.1 The shared flow</w:t>
               <w:tab/>
-              <w:t>19</w:t>
+              <w:t>23</w:t>
             </w:r>
           </w:hyperlink>
         </w:p>
@@ -664,7 +664,7 @@
             </w:tabs>
             <w:rPr/>
           </w:pPr>
-          <w:hyperlink w:anchor="__RefHeading___Toc2776_2543100880">
+          <w:hyperlink w:anchor="__RefHeading___Toc2776_1059727384">
             <w:r>
               <w:rPr>
                 <w:webHidden/>
@@ -672,7 +672,7 @@
               </w:rPr>
               <w:t>5.2 The host layers</w:t>
               <w:tab/>
-              <w:t>20</w:t>
+              <w:t>23</w:t>
             </w:r>
           </w:hyperlink>
         </w:p>
@@ -685,7 +685,7 @@
             </w:tabs>
             <w:rPr/>
           </w:pPr>
-          <w:hyperlink w:anchor="__RefHeading___Toc2778_2543100880">
+          <w:hyperlink w:anchor="__RefHeading___Toc2778_1059727384">
             <w:r>
               <w:rPr>
                 <w:webHidden/>
@@ -693,7 +693,7 @@
               </w:rPr>
               <w:t>5.2.1 Figure 4.1: What each build measures, end to end</w:t>
               <w:tab/>
-              <w:t>21</w:t>
+              <w:t>25</w:t>
             </w:r>
           </w:hyperlink>
         </w:p>
@@ -706,7 +706,7 @@
             </w:tabs>
             <w:rPr/>
           </w:pPr>
-          <w:hyperlink w:anchor="__RefHeading___Toc2780_2543100880">
+          <w:hyperlink w:anchor="__RefHeading___Toc2780_1059727384">
             <w:r>
               <w:rPr>
                 <w:webHidden/>
@@ -714,7 +714,7 @@
               </w:rPr>
               <w:t>5.3 One program, two targets</w:t>
               <w:tab/>
-              <w:t>21</w:t>
+              <w:t>25</w:t>
             </w:r>
           </w:hyperlink>
         </w:p>
@@ -727,7 +727,7 @@
             </w:tabs>
             <w:rPr/>
           </w:pPr>
-          <w:hyperlink w:anchor="__RefHeading___Toc2782_2543100880">
+          <w:hyperlink w:anchor="__RefHeading___Toc2782_1059727384">
             <w:r>
               <w:rPr>
                 <w:webHidden/>
@@ -735,7 +735,7 @@
               </w:rPr>
               <w:t>5.4 Where the results go</w:t>
               <w:tab/>
-              <w:t>22</w:t>
+              <w:t>25</w:t>
             </w:r>
           </w:hyperlink>
           <w:r>
@@ -822,7 +822,7 @@
           <w:rPr>
             <w:rStyle w:val="ListLabel1"/>
           </w:rPr>
-          <w:t>9</w:t>
+          <w:t>10</w:t>
         </w:r>
         <w:r>
           <w:rPr>
@@ -879,7 +879,7 @@
           <w:rPr>
             <w:rStyle w:val="ListLabel1"/>
           </w:rPr>
-          <w:t>11</w:t>
+          <w:t>13</w:t>
         </w:r>
         <w:r>
           <w:rPr>
@@ -936,7 +936,7 @@
           <w:rPr>
             <w:rStyle w:val="ListLabel1"/>
           </w:rPr>
-          <w:t>16</w:t>
+          <w:t>19</w:t>
         </w:r>
         <w:r>
           <w:rPr>
@@ -993,7 +993,7 @@
           <w:rPr>
             <w:rStyle w:val="ListLabel1"/>
           </w:rPr>
-          <w:t>21</w:t>
+          <w:t>25</w:t>
         </w:r>
         <w:r>
           <w:rPr>
@@ -1078,7 +1078,7 @@
           <w:rPr>
             <w:rStyle w:val="ListLabel1"/>
           </w:rPr>
-          <w:t>7</w:t>
+          <w:t>8</w:t>
         </w:r>
         <w:r>
           <w:rPr>
@@ -1192,7 +1192,7 @@
           <w:rPr>
             <w:rStyle w:val="ListLabel1"/>
           </w:rPr>
-          <w:t>9</w:t>
+          <w:t>11</w:t>
         </w:r>
         <w:r>
           <w:rPr>
@@ -1249,7 +1249,7 @@
           <w:rPr>
             <w:rStyle w:val="ListLabel1"/>
           </w:rPr>
-          <w:t>10</w:t>
+          <w:t>11</w:t>
         </w:r>
         <w:r>
           <w:rPr>
@@ -1306,7 +1306,7 @@
           <w:rPr>
             <w:rStyle w:val="ListLabel1"/>
           </w:rPr>
-          <w:t>12</w:t>
+          <w:t>13</w:t>
         </w:r>
         <w:r>
           <w:rPr>
@@ -1363,7 +1363,7 @@
           <w:rPr>
             <w:rStyle w:val="ListLabel1"/>
           </w:rPr>
-          <w:t>13</w:t>
+          <w:t>14</w:t>
         </w:r>
         <w:r>
           <w:rPr>
@@ -1420,7 +1420,7 @@
           <w:rPr>
             <w:rStyle w:val="ListLabel1"/>
           </w:rPr>
-          <w:t>14</w:t>
+          <w:t>15</w:t>
         </w:r>
         <w:r>
           <w:rPr>
@@ -1477,7 +1477,7 @@
           <w:rPr>
             <w:rStyle w:val="ListLabel1"/>
           </w:rPr>
-          <w:t>15</w:t>
+          <w:t>18</w:t>
         </w:r>
         <w:r>
           <w:rPr>
@@ -1534,7 +1534,7 @@
           <w:rPr>
             <w:rStyle w:val="ListLabel1"/>
           </w:rPr>
-          <w:t>17</w:t>
+          <w:t>20</w:t>
         </w:r>
         <w:r>
           <w:rPr>
@@ -1591,7 +1591,7 @@
           <w:rPr>
             <w:rStyle w:val="ListLabel1"/>
           </w:rPr>
-          <w:t>18</w:t>
+          <w:t>21</w:t>
         </w:r>
         <w:r>
           <w:rPr>
@@ -1648,7 +1648,7 @@
           <w:rPr>
             <w:rStyle w:val="ListLabel1"/>
           </w:rPr>
-          <w:t>19</w:t>
+          <w:t>23</w:t>
         </w:r>
         <w:r>
           <w:rPr>
@@ -1705,7 +1705,7 @@
           <w:rPr>
             <w:rStyle w:val="ListLabel1"/>
           </w:rPr>
-          <w:t>20</w:t>
+          <w:t>24</w:t>
         </w:r>
         <w:r>
           <w:rPr>
@@ -1762,7 +1762,7 @@
           <w:rPr>
             <w:rStyle w:val="ListLabel1"/>
           </w:rPr>
-          <w:t>22</w:t>
+          <w:t>25</w:t>
         </w:r>
         <w:r>
           <w:rPr>
@@ -1995,6 +1995,9 @@
           </mc:Fallback>
         </mc:AlternateContent>
       </w:r>
+      <w:r>
+        <w:br w:type="page"/>
+      </w:r>
     </w:p>
     <w:p>
       <w:pPr>
@@ -2003,7 +2006,7 @@
         <w:spacing w:before="360" w:after="120"/>
         <w:rPr/>
       </w:pPr>
-      <w:bookmarkStart w:id="0" w:name="__RefHeading___Toc2728_2543100880"/>
+      <w:bookmarkStart w:id="0" w:name="__RefHeading___Toc2728_1059727384"/>
       <w:bookmarkStart w:id="1" w:name="document-information"/>
       <w:bookmarkEnd w:id="0"/>
       <w:r>
@@ -2593,7 +2596,7 @@
         <w:spacing w:before="280" w:after="80"/>
         <w:rPr/>
       </w:pPr>
-      <w:bookmarkStart w:id="3" w:name="__RefHeading___Toc2730_2543100880"/>
+      <w:bookmarkStart w:id="3" w:name="__RefHeading___Toc2730_1059727384"/>
       <w:bookmarkEnd w:id="3"/>
       <w:r>
         <w:rPr>
@@ -2865,7 +2868,7 @@
         <w:spacing w:before="280" w:after="80"/>
         <w:rPr/>
       </w:pPr>
-      <w:bookmarkStart w:id="5" w:name="__RefHeading___Toc2732_2543100880"/>
+      <w:bookmarkStart w:id="5" w:name="__RefHeading___Toc2732_1059727384"/>
       <w:bookmarkEnd w:id="5"/>
       <w:r>
         <w:rPr>
@@ -3010,6 +3013,9 @@
         </mc:AlternateContent>
       </w:r>
       <w:bookmarkEnd w:id="6"/>
+      <w:r>
+        <w:br w:type="page"/>
+      </w:r>
     </w:p>
     <w:p>
       <w:pPr>
@@ -3018,7 +3024,7 @@
         <w:spacing w:before="360" w:after="120"/>
         <w:rPr/>
       </w:pPr>
-      <w:bookmarkStart w:id="7" w:name="__RefHeading___Toc2734_2543100880"/>
+      <w:bookmarkStart w:id="7" w:name="__RefHeading___Toc2734_1059727384"/>
       <w:bookmarkStart w:id="8" w:name="the-system"/>
       <w:bookmarkEnd w:id="7"/>
       <w:r>
@@ -3049,7 +3055,7 @@
         <w:spacing w:before="280" w:after="80"/>
         <w:rPr/>
       </w:pPr>
-      <w:bookmarkStart w:id="9" w:name="__RefHeading___Toc2736_2543100880"/>
+      <w:bookmarkStart w:id="9" w:name="__RefHeading___Toc2736_1059727384"/>
       <w:bookmarkStart w:id="10" w:name="what-it-is"/>
       <w:bookmarkEnd w:id="9"/>
       <w:r>
@@ -3101,7 +3107,7 @@
         <w:spacing w:before="200" w:after="80"/>
         <w:rPr/>
       </w:pPr>
-      <w:bookmarkStart w:id="11" w:name="__RefHeading___Toc2738_2543100880"/>
+      <w:bookmarkStart w:id="11" w:name="__RefHeading___Toc2738_1059727384"/>
       <w:bookmarkStart w:id="12" w:name="figure-1.1-the-bench"/>
       <w:bookmarkStart w:id="13" w:name="_Fig_1_The_bench"/>
       <w:bookmarkEnd w:id="11"/>
@@ -3220,7 +3226,7 @@
         <w:spacing w:before="280" w:after="80"/>
         <w:rPr/>
       </w:pPr>
-      <w:bookmarkStart w:id="14" w:name="__RefHeading___Toc2740_2543100880"/>
+      <w:bookmarkStart w:id="14" w:name="__RefHeading___Toc2740_1059727384"/>
       <w:bookmarkEnd w:id="14"/>
       <w:r>
         <w:rPr>
@@ -3858,7 +3864,7 @@
         <w:spacing w:before="280" w:after="80"/>
         <w:rPr/>
       </w:pPr>
-      <w:bookmarkStart w:id="17" w:name="__RefHeading___Toc2742_2543100880"/>
+      <w:bookmarkStart w:id="17" w:name="__RefHeading___Toc2742_1059727384"/>
       <w:bookmarkEnd w:id="17"/>
       <w:r>
         <w:rPr>
@@ -3965,7 +3971,7 @@
         <w:spacing w:before="280" w:after="80"/>
         <w:rPr/>
       </w:pPr>
-      <w:bookmarkStart w:id="18" w:name="__RefHeading___Toc2744_2543100880"/>
+      <w:bookmarkStart w:id="18" w:name="__RefHeading___Toc2744_1059727384"/>
       <w:bookmarkStart w:id="19" w:name="the-stack-top-to-bottom"/>
       <w:bookmarkEnd w:id="18"/>
       <w:r>
@@ -4508,7 +4514,7 @@
         <w:spacing w:before="280" w:after="80"/>
         <w:rPr/>
       </w:pPr>
-      <w:bookmarkStart w:id="21" w:name="__RefHeading___Toc2746_2543100880"/>
+      <w:bookmarkStart w:id="21" w:name="__RefHeading___Toc2746_1059727384"/>
       <w:bookmarkStart w:id="22" w:name="what-the-host-sees"/>
       <w:bookmarkEnd w:id="21"/>
       <w:r>
@@ -4643,6 +4649,9 @@
       </w:r>
       <w:bookmarkEnd w:id="23"/>
       <w:bookmarkEnd w:id="24"/>
+      <w:r>
+        <w:br w:type="page"/>
+      </w:r>
     </w:p>
     <w:p>
       <w:pPr>
@@ -4651,7 +4660,7 @@
         <w:spacing w:before="360" w:after="120"/>
         <w:rPr/>
       </w:pPr>
-      <w:bookmarkStart w:id="25" w:name="__RefHeading___Toc2748_2543100880"/>
+      <w:bookmarkStart w:id="25" w:name="__RefHeading___Toc2748_1059727384"/>
       <w:bookmarkStart w:id="26" w:name="the-harness"/>
       <w:bookmarkEnd w:id="25"/>
       <w:r>
@@ -4698,7 +4707,7 @@
         <w:spacing w:before="200" w:after="80"/>
         <w:rPr/>
       </w:pPr>
-      <w:bookmarkStart w:id="27" w:name="__RefHeading___Toc2750_2543100880"/>
+      <w:bookmarkStart w:id="27" w:name="__RefHeading___Toc2750_1059727384"/>
       <w:bookmarkStart w:id="28" w:name="figure-2.1-the-harness-block-map"/>
       <w:bookmarkStart w:id="29" w:name="_Fig_2_The_harness_block_ma"/>
       <w:bookmarkEnd w:id="27"/>
@@ -4816,7 +4825,7 @@
         <w:spacing w:before="280" w:after="80"/>
         <w:rPr/>
       </w:pPr>
-      <w:bookmarkStart w:id="30" w:name="__RefHeading___Toc2752_2543100880"/>
+      <w:bookmarkStart w:id="30" w:name="__RefHeading___Toc2752_1059727384"/>
       <w:bookmarkStart w:id="31" w:name="the-host-front-end-and-the-bridge"/>
       <w:bookmarkEnd w:id="30"/>
       <w:r>
@@ -6435,7 +6444,7 @@
         <w:spacing w:before="280" w:after="80"/>
         <w:rPr/>
       </w:pPr>
-      <w:bookmarkStart w:id="33" w:name="__RefHeading___Toc2754_2543100880"/>
+      <w:bookmarkStart w:id="33" w:name="__RefHeading___Toc2754_1059727384"/>
       <w:bookmarkStart w:id="34" w:name="the-harness-csr"/>
       <w:bookmarkEnd w:id="33"/>
       <w:r>
@@ -7202,7 +7211,7 @@
         <w:spacing w:before="280" w:after="80"/>
         <w:rPr/>
       </w:pPr>
-      <w:bookmarkStart w:id="36" w:name="__RefHeading___Toc2756_2543100880"/>
+      <w:bookmarkStart w:id="36" w:name="__RefHeading___Toc2756_1059727384"/>
       <w:bookmarkEnd w:id="36"/>
       <w:r>
         <w:rPr>
@@ -7588,7 +7597,7 @@
         <w:spacing w:before="280" w:after="80"/>
         <w:rPr/>
       </w:pPr>
-      <w:bookmarkStart w:id="39" w:name="__RefHeading___Toc2758_2543100880"/>
+      <w:bookmarkStart w:id="39" w:name="__RefHeading___Toc2758_1059727384"/>
       <w:bookmarkEnd w:id="39"/>
       <w:r>
         <w:rPr>
@@ -7888,6 +7897,9 @@
         </mc:AlternateContent>
       </w:r>
       <w:bookmarkEnd w:id="40"/>
+      <w:r>
+        <w:br w:type="page"/>
+      </w:r>
     </w:p>
     <w:p>
       <w:pPr>
@@ -7896,7 +7908,7 @@
         <w:spacing w:before="360" w:after="120"/>
         <w:rPr/>
       </w:pPr>
-      <w:bookmarkStart w:id="41" w:name="__RefHeading___Toc2760_2543100880"/>
+      <w:bookmarkStart w:id="41" w:name="__RefHeading___Toc2760_1059727384"/>
       <w:bookmarkStart w:id="42" w:name="one-rtl-three-builds"/>
       <w:bookmarkEnd w:id="41"/>
       <w:r>
@@ -7927,7 +7939,7 @@
         <w:spacing w:before="280" w:after="80"/>
         <w:rPr/>
       </w:pPr>
-      <w:bookmarkStart w:id="43" w:name="__RefHeading___Toc2762_2543100880"/>
+      <w:bookmarkStart w:id="43" w:name="__RefHeading___Toc2762_1059727384"/>
       <w:bookmarkStart w:id="44" w:name="the-rule"/>
       <w:bookmarkEnd w:id="43"/>
       <w:r>
@@ -8740,7 +8752,7 @@
         <w:spacing w:before="200" w:after="80"/>
         <w:rPr/>
       </w:pPr>
-      <w:bookmarkStart w:id="46" w:name="__RefHeading___Toc2764_2543100880"/>
+      <w:bookmarkStart w:id="46" w:name="__RefHeading___Toc2764_1059727384"/>
       <w:bookmarkStart w:id="47" w:name="Xc226b0c44a2c50f0e553011facdd3c0f482dd71"/>
       <w:bookmarkStart w:id="48" w:name="_Fig_3_One_source_tree__thr"/>
       <w:bookmarkEnd w:id="46"/>
@@ -8859,7 +8871,7 @@
         <w:spacing w:before="280" w:after="80"/>
         <w:rPr/>
       </w:pPr>
-      <w:bookmarkStart w:id="49" w:name="__RefHeading___Toc2766_2543100880"/>
+      <w:bookmarkStart w:id="49" w:name="__RefHeading___Toc2766_1059727384"/>
       <w:bookmarkStart w:id="50" w:name="why-three-and-why-not-two"/>
       <w:bookmarkEnd w:id="49"/>
       <w:r>
@@ -8941,7 +8953,7 @@
         <w:spacing w:before="280" w:after="80"/>
         <w:rPr/>
       </w:pPr>
-      <w:bookmarkStart w:id="52" w:name="__RefHeading___Toc2768_2543100880"/>
+      <w:bookmarkStart w:id="52" w:name="__RefHeading___Toc2768_1059727384"/>
       <w:bookmarkStart w:id="53" w:name="what-the-builds-measured"/>
       <w:bookmarkEnd w:id="52"/>
       <w:r>
@@ -9698,7 +9710,7 @@
         <w:spacing w:before="280" w:after="80"/>
         <w:rPr/>
       </w:pPr>
-      <w:bookmarkStart w:id="55" w:name="__RefHeading___Toc2770_2543100880"/>
+      <w:bookmarkStart w:id="55" w:name="__RefHeading___Toc2770_1059727384"/>
       <w:bookmarkStart w:id="56" w:name="the-knobs-behind-the-rows"/>
       <w:bookmarkEnd w:id="55"/>
       <w:r>
@@ -10686,6 +10698,9 @@
       </w:r>
       <w:bookmarkEnd w:id="58"/>
       <w:bookmarkEnd w:id="59"/>
+      <w:r>
+        <w:br w:type="page"/>
+      </w:r>
     </w:p>
     <w:p>
       <w:pPr>
@@ -10694,7 +10709,7 @@
         <w:spacing w:before="360" w:after="120"/>
         <w:rPr/>
       </w:pPr>
-      <w:bookmarkStart w:id="60" w:name="__RefHeading___Toc2772_2543100880"/>
+      <w:bookmarkStart w:id="60" w:name="__RefHeading___Toc2772_1059727384"/>
       <w:bookmarkStart w:id="61" w:name="host-tools-and-flow"/>
       <w:bookmarkEnd w:id="60"/>
       <w:r>
@@ -10725,7 +10740,7 @@
         <w:spacing w:before="280" w:after="80"/>
         <w:rPr/>
       </w:pPr>
-      <w:bookmarkStart w:id="62" w:name="__RefHeading___Toc2774_2543100880"/>
+      <w:bookmarkStart w:id="62" w:name="__RefHeading___Toc2774_1059727384"/>
       <w:bookmarkEnd w:id="62"/>
       <w:r>
         <w:rPr>
@@ -11807,7 +11822,7 @@
         <w:spacing w:before="280" w:after="80"/>
         <w:rPr/>
       </w:pPr>
-      <w:bookmarkStart w:id="65" w:name="__RefHeading___Toc2776_2543100880"/>
+      <w:bookmarkStart w:id="65" w:name="__RefHeading___Toc2776_1059727384"/>
       <w:bookmarkEnd w:id="65"/>
       <w:r>
         <w:rPr>
@@ -12658,7 +12673,7 @@
         <w:spacing w:before="200" w:after="80"/>
         <w:rPr/>
       </w:pPr>
-      <w:bookmarkStart w:id="67" w:name="__RefHeading___Toc2778_2543100880"/>
+      <w:bookmarkStart w:id="67" w:name="__RefHeading___Toc2778_1059727384"/>
       <w:bookmarkStart w:id="68" w:name="Xd69c0e83a63449e03c27ce5d7596f669cc080e3"/>
       <w:bookmarkStart w:id="69" w:name="_Fig_4_What_each_build_meas"/>
       <w:bookmarkEnd w:id="67"/>
@@ -12776,7 +12791,7 @@
         <w:spacing w:before="280" w:after="80"/>
         <w:rPr/>
       </w:pPr>
-      <w:bookmarkStart w:id="70" w:name="__RefHeading___Toc2780_2543100880"/>
+      <w:bookmarkStart w:id="70" w:name="__RefHeading___Toc2780_1059727384"/>
       <w:bookmarkStart w:id="71" w:name="one-program-two-targets"/>
       <w:bookmarkEnd w:id="70"/>
       <w:r>
@@ -12846,7 +12861,7 @@
         <w:spacing w:before="280" w:after="80"/>
         <w:rPr/>
       </w:pPr>
-      <w:bookmarkStart w:id="73" w:name="__RefHeading___Toc2782_2543100880"/>
+      <w:bookmarkStart w:id="73" w:name="__RefHeading___Toc2782_1059727384"/>
       <w:bookmarkStart w:id="74" w:name="where-the-results-go"/>
       <w:bookmarkEnd w:id="73"/>
       <w:r>
@@ -13669,7 +13684,7 @@
           </w:r>
           <w:r>
             <w:rPr/>
-            <w:t>22</w:t>
+            <w:t>26</w:t>
           </w:r>
           <w:r>
             <w:rPr/>
@@ -13696,7 +13711,7 @@
           </w:r>
           <w:r>
             <w:rPr/>
-            <w:t>22</w:t>
+            <w:t>26</w:t>
           </w:r>
           <w:r>
             <w:rPr/>
@@ -13816,7 +13831,7 @@
           </w:r>
           <w:r>
             <w:rPr/>
-            <w:t>22</w:t>
+            <w:t>26</w:t>
           </w:r>
           <w:r>
             <w:rPr/>
@@ -13843,7 +13858,7 @@
           </w:r>
           <w:r>
             <w:rPr/>
-            <w:t>22</w:t>
+            <w:t>26</w:t>
           </w:r>
           <w:r>
             <w:rPr/>
